--- a/fase2/Evidencias Proyecto/Evidencias de Documentacion/03_Sprint_Backlog/DPAY3_Sprint_Backlog_v1.0.docx
+++ b/fase2/Evidencias Proyecto/Evidencias de Documentacion/03_Sprint_Backlog/DPAY3_Sprint_Backlog_v1.0.docx
@@ -137,7 +137,7 @@
           <w:szCs w:val="28"/>
           <w:rtl w:val="0"/>
         </w:rPr>
-        <w:t xml:space="preserve">D-PAY 3.0 — POS móvil de DTemite</w:t>
+        <w:t xml:space="preserve">D-PAY 3.0 - POS móvil de DTemite</w:t>
       </w:r>
       <w:r>
         <w:rPr>
@@ -968,7 +968,7 @@
                 <w:szCs w:val="20"/>
                 <w:rtl w:val="0"/>
               </w:rPr>
-              <w:t xml:space="preserve">v1.0 — 27 de septiembre de 2026</w:t>
+              <w:t xml:space="preserve">v1.0 - 27 de septiembre de 2026</w:t>
             </w:r>
             <w:r>
               <w:rPr>
@@ -12891,7 +12891,7 @@
                 <w:szCs w:val="16"/>
                 <w:rtl w:val="0"/>
               </w:rPr>
-              <w:t xml:space="preserve">—</w:t>
+              <w:t xml:space="preserve">-</w:t>
             </w:r>
             <w:r>
               <w:rPr>
@@ -20230,7 +20230,7 @@
                 <w:szCs w:val="16"/>
                 <w:rtl w:val="0"/>
               </w:rPr>
-              <w:t xml:space="preserve">—</w:t>
+              <w:t xml:space="preserve">-</w:t>
             </w:r>
             <w:r>
               <w:rPr>
@@ -24443,7 +24443,7 @@
                 <w:szCs w:val="16"/>
                 <w:rtl w:val="0"/>
               </w:rPr>
-              <w:t xml:space="preserve">—</w:t>
+              <w:t xml:space="preserve">-</w:t>
             </w:r>
             <w:r>
               <w:rPr>
@@ -28007,7 +28007,7 @@
                 <w:szCs w:val="16"/>
                 <w:rtl w:val="0"/>
               </w:rPr>
-              <w:t xml:space="preserve">—</w:t>
+              <w:t xml:space="preserve">-</w:t>
             </w:r>
             <w:r>
               <w:rPr>
